--- a/doc/机制瓶颈指标体系构建.docx
+++ b/doc/机制瓶颈指标体系构建.docx
@@ -304,6 +304,7 @@
           <w:sz w:val="26"/>
           <w:szCs w:val="26"/>
         </w:rPr>
+        <w:lastRenderedPageBreak/>
         <w:t>总 CL 量下降，但 MLCL/CL、</w:t>
       </w:r>
       <w:proofErr w:type="spellStart"/>
@@ -392,7 +393,7 @@
           <w:sz w:val="23"/>
           <w:szCs w:val="26"/>
         </w:rPr>
-        <w:pict w14:anchorId="2169EF51">
+        <w:pict w14:anchorId="70B2A2A0">
           <v:rect id="_x0000_i1032" alt="" style="width:415.3pt;height:.05pt;mso-width-percent:0;mso-height-percent:0;mso-width-percent:0;mso-height-percent:0" o:hralign="center" o:hrstd="t" o:hr="t" fillcolor="#a0a0a0" stroked="f"/>
         </w:pict>
       </w:r>
@@ -733,7 +734,7 @@
           <w:sz w:val="23"/>
           <w:szCs w:val="26"/>
         </w:rPr>
-        <w:pict w14:anchorId="4B124FA3">
+        <w:pict w14:anchorId="384B63A6">
           <v:rect id="_x0000_i1031" alt="" style="width:415.3pt;height:.05pt;mso-width-percent:0;mso-height-percent:0;mso-width-percent:0;mso-height-percent:0" o:hralign="center" o:hrstd="t" o:hr="t" fillcolor="#a0a0a0" stroked="f"/>
         </w:pict>
       </w:r>
@@ -957,6 +958,7 @@
           <w:sz w:val="26"/>
           <w:szCs w:val="26"/>
         </w:rPr>
+        <w:lastRenderedPageBreak/>
         <w:t>某些特定氧化 CL 种类显著增多</w:t>
       </w:r>
     </w:p>
@@ -1075,7 +1077,7 @@
           <w:sz w:val="23"/>
           <w:szCs w:val="26"/>
         </w:rPr>
-        <w:pict w14:anchorId="23A68161">
+        <w:pict w14:anchorId="2FD8C86E">
           <v:rect id="_x0000_i1030" alt="" style="width:415.3pt;height:.05pt;mso-width-percent:0;mso-height-percent:0;mso-width-percent:0;mso-height-percent:0" o:hralign="center" o:hrstd="t" o:hr="t" fillcolor="#a0a0a0" stroked="f"/>
         </w:pict>
       </w:r>
@@ -1179,6 +1181,7 @@
           <w:sz w:val="26"/>
           <w:szCs w:val="26"/>
         </w:rPr>
+        <w:lastRenderedPageBreak/>
         <w:t>背景机制：</w:t>
       </w:r>
     </w:p>
@@ -1468,7 +1471,8 @@
           <w:sz w:val="23"/>
           <w:szCs w:val="26"/>
         </w:rPr>
-        <w:pict w14:anchorId="7546BB1D">
+        <w:lastRenderedPageBreak/>
+        <w:pict w14:anchorId="682151C3">
           <v:rect id="_x0000_i1029" alt="" style="width:415.3pt;height:.05pt;mso-width-percent:0;mso-height-percent:0;mso-width-percent:0;mso-height-percent:0" o:hralign="center" o:hrstd="t" o:hr="t" fillcolor="#a0a0a0" stroked="f"/>
         </w:pict>
       </w:r>
@@ -1739,6 +1743,7 @@
           <w:sz w:val="26"/>
           <w:szCs w:val="26"/>
         </w:rPr>
+        <w:lastRenderedPageBreak/>
         <w:t>PGC-1α、TFAM、OXPHOS 复合体基因表达下降</w:t>
       </w:r>
     </w:p>
@@ -2968,6 +2973,7 @@
                 <w:sz w:val="10"/>
                 <w:szCs w:val="10"/>
               </w:rPr>
+              <w:lastRenderedPageBreak/>
               <w:t xml:space="preserve">4. Transport / Distribution </w:t>
             </w:r>
             <w:proofErr w:type="gramStart"/>
@@ -3449,7 +3455,6 @@
         </w:rPr>
       </w:pPr>
     </w:p>
-    <w:bookmarkEnd w:id="0"/>
     <w:p>
       <w:pPr>
         <w:pStyle w:val="4"/>
@@ -3457,6 +3462,8 @@
           <w:rFonts w:hint="eastAsia"/>
         </w:rPr>
       </w:pPr>
+      <w:bookmarkStart w:id="2" w:name="OLE_LINK6"/>
+      <w:bookmarkEnd w:id="0"/>
       <w:r>
         <w:rPr>
           <w:rFonts w:hint="eastAsia"/>
@@ -3640,6 +3647,7 @@
           <w:b/>
           <w:bCs/>
         </w:rPr>
+        <w:lastRenderedPageBreak/>
         <w:t>CDS1/CDS2</w:t>
       </w:r>
       <w:r>
@@ -3775,7 +3783,7 @@
           <w:rStyle w:val="s1"/>
           <w:noProof/>
         </w:rPr>
-        <w:pict w14:anchorId="090FC69F">
+        <w:pict w14:anchorId="658A1C2C">
           <v:rect id="_x0000_i1028" alt="" style="width:415.3pt;height:.05pt;mso-width-percent:0;mso-height-percent:0;mso-width-percent:0;mso-height-percent:0" o:hralign="center" o:hrstd="t" o:hr="t" fillcolor="#a0a0a0" stroked="f"/>
         </w:pict>
       </w:r>
@@ -4022,7 +4030,7 @@
           <w:rStyle w:val="s1"/>
           <w:noProof/>
         </w:rPr>
-        <w:pict w14:anchorId="59651B88">
+        <w:pict w14:anchorId="3E1B85F1">
           <v:rect id="_x0000_i1027" alt="" style="width:415.3pt;height:.05pt;mso-width-percent:0;mso-height-percent:0;mso-width-percent:0;mso-height-percent:0" o:hralign="center" o:hrstd="t" o:hr="t" fillcolor="#a0a0a0" stroked="f"/>
         </w:pict>
       </w:r>
@@ -4032,6 +4040,7 @@
         <w:pStyle w:val="5"/>
       </w:pPr>
       <w:r>
+        <w:lastRenderedPageBreak/>
         <w:t>Oxidation / Degradation Axis（氧化与降解轴）</w:t>
       </w:r>
     </w:p>
@@ -4288,7 +4297,7 @@
           <w:rStyle w:val="s1"/>
           <w:noProof/>
         </w:rPr>
-        <w:pict w14:anchorId="47608ECD">
+        <w:pict w14:anchorId="2B00939E">
           <v:rect id="_x0000_i1026" alt="" style="width:415.3pt;height:.05pt;mso-width-percent:0;mso-height-percent:0;mso-width-percent:0;mso-height-percent:0" o:hralign="center" o:hrstd="t" o:hr="t" fillcolor="#a0a0a0" stroked="f"/>
         </w:pict>
       </w:r>
@@ -4394,6 +4403,7 @@
         <w:pStyle w:val="6"/>
       </w:pPr>
       <w:r>
+        <w:lastRenderedPageBreak/>
         <w:t>4.2 Mitochondrial contact-site machinery（决定 IMM–OMM 脂质分布）</w:t>
       </w:r>
     </w:p>
@@ -4559,7 +4569,7 @@
           <w:rStyle w:val="s1"/>
           <w:noProof/>
         </w:rPr>
-        <w:pict w14:anchorId="5B39F5B6">
+        <w:pict w14:anchorId="17278E86">
           <v:rect id="_x0000_i1025" alt="" style="width:415.3pt;height:.05pt;mso-width-percent:0;mso-height-percent:0;mso-width-percent:0;mso-height-percent:0" o:hralign="center" o:hrstd="t" o:hr="t" fillcolor="#a0a0a0" stroked="f"/>
         </w:pict>
       </w:r>
@@ -4820,6 +4830,7 @@
         </w:numPr>
       </w:pPr>
       <w:r>
+        <w:lastRenderedPageBreak/>
         <w:t>SDH family（II）</w:t>
       </w:r>
     </w:p>
@@ -4888,20 +4899,22 @@
           <w:rFonts w:hint="eastAsia"/>
         </w:rPr>
       </w:pPr>
+      <w:bookmarkStart w:id="3" w:name="OLE_LINK5"/>
+      <w:bookmarkEnd w:id="2"/>
       <w:r>
         <w:rPr>
           <w:rFonts w:hint="eastAsia"/>
         </w:rPr>
         <w:t>构建</w:t>
       </w:r>
-      <w:bookmarkStart w:id="2" w:name="OLE_LINK4"/>
+      <w:bookmarkStart w:id="4" w:name="OLE_LINK4"/>
       <w:r>
         <w:rPr>
           <w:rFonts w:hint="eastAsia"/>
         </w:rPr>
         <w:t>脂质组学指标</w:t>
       </w:r>
-      <w:bookmarkEnd w:id="2"/>
+      <w:bookmarkEnd w:id="4"/>
     </w:p>
     <w:p>
       <w:pPr>
@@ -6016,6 +6029,7 @@
                 <w:kern w:val="0"/>
                 <w:sz w:val="24"/>
               </w:rPr>
+              <w:lastRenderedPageBreak/>
               <w:t>Acyl remodeling signatures</w:t>
             </w:r>
           </w:p>
@@ -7673,6 +7687,7 @@
                 <w:kern w:val="0"/>
                 <w:sz w:val="24"/>
               </w:rPr>
+              <w:lastRenderedPageBreak/>
               <w:t>Mitochondrial lipid mass index</w:t>
             </w:r>
           </w:p>
@@ -8809,6 +8824,7 @@
                 <w:kern w:val="0"/>
                 <w:sz w:val="24"/>
               </w:rPr>
+              <w:lastRenderedPageBreak/>
               <w:t>Synthesis</w:t>
             </w:r>
           </w:p>
@@ -10051,64 +10067,86 @@
                 <w:kern w:val="0"/>
                 <w:sz w:val="24"/>
               </w:rPr>
-              <w:t>在总 CL 中，氧化 CL 占比升高</w:t>
-            </w:r>
-          </w:p>
-        </w:tc>
-        <w:tc>
-          <w:tcPr>
-            <w:tcW w:w="0" w:type="auto"/>
-            <w:vAlign w:val="center"/>
-            <w:hideMark/>
-          </w:tcPr>
-          <w:p>
-            <w:pPr>
-              <w:widowControl/>
-              <w:spacing w:before="100" w:beforeAutospacing="1" w:after="100" w:afterAutospacing="1"/>
-              <w:jc w:val="left"/>
-              <w:rPr>
-                <w:rFonts w:ascii="宋体" w:eastAsia="宋体" w:hAnsi="宋体" w:cs="宋体"/>
-                <w:kern w:val="0"/>
-                <w:sz w:val="24"/>
-              </w:rPr>
-            </w:pPr>
-            <w:r>
-              <w:rPr>
-                <w:rFonts w:ascii="宋体" w:eastAsia="宋体" w:hAnsi="宋体" w:cs="宋体"/>
-                <w:b/>
-                <w:bCs/>
-                <w:kern w:val="0"/>
-                <w:sz w:val="24"/>
-              </w:rPr>
-              <w:t>氧化压力上升，CL 更易丧失功能</w:t>
-            </w:r>
-          </w:p>
-        </w:tc>
-        <w:tc>
-          <w:tcPr>
-            <w:tcW w:w="0" w:type="auto"/>
-            <w:vAlign w:val="center"/>
-            <w:hideMark/>
-          </w:tcPr>
-          <w:p>
-            <w:pPr>
-              <w:widowControl/>
-              <w:spacing w:before="100" w:beforeAutospacing="1" w:after="100" w:afterAutospacing="1"/>
-              <w:jc w:val="left"/>
-              <w:rPr>
-                <w:rFonts w:ascii="宋体" w:eastAsia="宋体" w:hAnsi="宋体" w:cs="宋体"/>
-                <w:kern w:val="0"/>
-                <w:sz w:val="24"/>
-              </w:rPr>
-            </w:pPr>
-            <w:r>
-              <w:rPr>
-                <w:rFonts w:ascii="宋体" w:eastAsia="宋体" w:hAnsi="宋体" w:cs="宋体"/>
-                <w:b/>
-                <w:bCs/>
-                <w:kern w:val="0"/>
-                <w:sz w:val="24"/>
-              </w:rPr>
+              <w:t xml:space="preserve">在总 CL 中，氧化 </w:t>
+            </w:r>
+            <w:r>
+              <w:rPr>
+                <w:rFonts w:ascii="宋体" w:eastAsia="宋体" w:hAnsi="宋体" w:cs="宋体"/>
+                <w:kern w:val="0"/>
+                <w:sz w:val="24"/>
+              </w:rPr>
+              <w:lastRenderedPageBreak/>
+              <w:t>CL 占比升高</w:t>
+            </w:r>
+          </w:p>
+        </w:tc>
+        <w:tc>
+          <w:tcPr>
+            <w:tcW w:w="0" w:type="auto"/>
+            <w:vAlign w:val="center"/>
+            <w:hideMark/>
+          </w:tcPr>
+          <w:p>
+            <w:pPr>
+              <w:widowControl/>
+              <w:spacing w:before="100" w:beforeAutospacing="1" w:after="100" w:afterAutospacing="1"/>
+              <w:jc w:val="left"/>
+              <w:rPr>
+                <w:rFonts w:ascii="宋体" w:eastAsia="宋体" w:hAnsi="宋体" w:cs="宋体"/>
+                <w:kern w:val="0"/>
+                <w:sz w:val="24"/>
+              </w:rPr>
+            </w:pPr>
+            <w:r>
+              <w:rPr>
+                <w:rFonts w:ascii="宋体" w:eastAsia="宋体" w:hAnsi="宋体" w:cs="宋体"/>
+                <w:b/>
+                <w:bCs/>
+                <w:kern w:val="0"/>
+                <w:sz w:val="24"/>
+              </w:rPr>
+              <w:lastRenderedPageBreak/>
+              <w:t xml:space="preserve">氧化压力上升，CL </w:t>
+            </w:r>
+            <w:r>
+              <w:rPr>
+                <w:rFonts w:ascii="宋体" w:eastAsia="宋体" w:hAnsi="宋体" w:cs="宋体"/>
+                <w:b/>
+                <w:bCs/>
+                <w:kern w:val="0"/>
+                <w:sz w:val="24"/>
+              </w:rPr>
+              <w:lastRenderedPageBreak/>
+              <w:t>更易丧失功能</w:t>
+            </w:r>
+          </w:p>
+        </w:tc>
+        <w:tc>
+          <w:tcPr>
+            <w:tcW w:w="0" w:type="auto"/>
+            <w:vAlign w:val="center"/>
+            <w:hideMark/>
+          </w:tcPr>
+          <w:p>
+            <w:pPr>
+              <w:widowControl/>
+              <w:spacing w:before="100" w:beforeAutospacing="1" w:after="100" w:afterAutospacing="1"/>
+              <w:jc w:val="left"/>
+              <w:rPr>
+                <w:rFonts w:ascii="宋体" w:eastAsia="宋体" w:hAnsi="宋体" w:cs="宋体"/>
+                <w:kern w:val="0"/>
+                <w:sz w:val="24"/>
+              </w:rPr>
+            </w:pPr>
+            <w:r>
+              <w:rPr>
+                <w:rFonts w:ascii="宋体" w:eastAsia="宋体" w:hAnsi="宋体" w:cs="宋体"/>
+                <w:b/>
+                <w:bCs/>
+                <w:kern w:val="0"/>
+                <w:sz w:val="24"/>
+              </w:rPr>
+              <w:lastRenderedPageBreak/>
               <w:t>+1</w:t>
             </w:r>
           </w:p>
@@ -10136,7 +10174,16 @@
                 <w:kern w:val="0"/>
                 <w:sz w:val="24"/>
               </w:rPr>
-              <w:t>强 ROS / 炎症环境，直接视作瓶颈加重</w:t>
+              <w:t>强 ROS / 炎症环境，</w:t>
+            </w:r>
+            <w:r>
+              <w:rPr>
+                <w:rFonts w:ascii="宋体" w:eastAsia="宋体" w:hAnsi="宋体" w:cs="宋体"/>
+                <w:kern w:val="0"/>
+                <w:sz w:val="24"/>
+              </w:rPr>
+              <w:lastRenderedPageBreak/>
+              <w:t>直接视作瓶颈加重</w:t>
             </w:r>
           </w:p>
         </w:tc>
@@ -10168,6 +10215,7 @@
                 <w:kern w:val="0"/>
                 <w:sz w:val="24"/>
               </w:rPr>
+              <w:lastRenderedPageBreak/>
               <w:t>Oxidation</w:t>
             </w:r>
           </w:p>
@@ -11328,7 +11376,1214 @@
                 <w:kern w:val="0"/>
                 <w:sz w:val="24"/>
               </w:rPr>
-              <w:t>若你把 PG/PA 当作“供给效率”指标：高 = 好，需取反；如果你希望高 PG/PA 表示 PA 堆积反而不动，那 sign 可改为 +1 ——这一项可根据你稍后具体模型再微调</w:t>
+              <w:t>若你把 PG/PA 当作“供给效率”</w:t>
+            </w:r>
+            <w:r>
+              <w:rPr>
+                <w:rFonts w:ascii="宋体" w:eastAsia="宋体" w:hAnsi="宋体" w:cs="宋体"/>
+                <w:kern w:val="0"/>
+                <w:sz w:val="24"/>
+              </w:rPr>
+              <w:lastRenderedPageBreak/>
+              <w:t>指标：高 = 好，需取反；如果你希望高 PG/PA 表示 PA 堆积反而不动，那 sign 可改为 +1 ——这一项可根据你稍后具体模型再微调</w:t>
+            </w:r>
+          </w:p>
+        </w:tc>
+      </w:tr>
+    </w:tbl>
+    <w:p>
+      <w:pPr>
+        <w:pStyle w:val="6"/>
+      </w:pPr>
+      <w:r>
+        <w:lastRenderedPageBreak/>
+        <w:t>Precursor supply &amp; mitochondrial capacity axis（供给 / 容量轴）</w:t>
+      </w:r>
+    </w:p>
+    <w:tbl>
+      <w:tblPr>
+        <w:tblW w:w="0" w:type="auto"/>
+        <w:tblCellSpacing w:w="15" w:type="dxa"/>
+        <w:tblCellMar>
+          <w:top w:w="15" w:type="dxa"/>
+          <w:left w:w="15" w:type="dxa"/>
+          <w:bottom w:w="15" w:type="dxa"/>
+          <w:right w:w="15" w:type="dxa"/>
+        </w:tblCellMar>
+        <w:tblLook w:val="04A0" w:firstRow="1" w:lastRow="0" w:firstColumn="1" w:lastColumn="0" w:noHBand="0" w:noVBand="1"/>
+      </w:tblPr>
+      <w:tblGrid>
+        <w:gridCol w:w="795"/>
+        <w:gridCol w:w="3141"/>
+        <w:gridCol w:w="665"/>
+        <w:gridCol w:w="1062"/>
+        <w:gridCol w:w="1333"/>
+        <w:gridCol w:w="1310"/>
+      </w:tblGrid>
+      <w:tr>
+        <w:trPr>
+          <w:tblHeader/>
+          <w:tblCellSpacing w:w="15" w:type="dxa"/>
+        </w:trPr>
+        <w:tc>
+          <w:tcPr>
+            <w:tcW w:w="0" w:type="auto"/>
+            <w:vAlign w:val="center"/>
+            <w:hideMark/>
+          </w:tcPr>
+          <w:p>
+            <w:pPr>
+              <w:widowControl/>
+              <w:spacing w:before="100" w:beforeAutospacing="1" w:after="100" w:afterAutospacing="1"/>
+              <w:jc w:val="center"/>
+              <w:rPr>
+                <w:rFonts w:ascii="宋体" w:eastAsia="宋体" w:hAnsi="宋体" w:cs="宋体"/>
+                <w:b/>
+                <w:bCs/>
+                <w:kern w:val="0"/>
+                <w:sz w:val="24"/>
+              </w:rPr>
+            </w:pPr>
+            <w:r>
+              <w:rPr>
+                <w:rFonts w:ascii="宋体" w:eastAsia="宋体" w:hAnsi="宋体" w:cs="宋体"/>
+                <w:b/>
+                <w:bCs/>
+                <w:kern w:val="0"/>
+                <w:sz w:val="24"/>
+              </w:rPr>
+              <w:t>Axis</w:t>
+            </w:r>
+          </w:p>
+        </w:tc>
+        <w:tc>
+          <w:tcPr>
+            <w:tcW w:w="0" w:type="auto"/>
+            <w:vAlign w:val="center"/>
+            <w:hideMark/>
+          </w:tcPr>
+          <w:p>
+            <w:pPr>
+              <w:widowControl/>
+              <w:spacing w:before="100" w:beforeAutospacing="1" w:after="100" w:afterAutospacing="1"/>
+              <w:jc w:val="center"/>
+              <w:rPr>
+                <w:rFonts w:ascii="宋体" w:eastAsia="宋体" w:hAnsi="宋体" w:cs="宋体"/>
+                <w:b/>
+                <w:bCs/>
+                <w:kern w:val="0"/>
+                <w:sz w:val="24"/>
+              </w:rPr>
+            </w:pPr>
+            <w:r>
+              <w:rPr>
+                <w:rFonts w:ascii="宋体" w:eastAsia="宋体" w:hAnsi="宋体" w:cs="宋体"/>
+                <w:b/>
+                <w:bCs/>
+                <w:kern w:val="0"/>
+                <w:sz w:val="24"/>
+              </w:rPr>
+              <w:t>Indicator</w:t>
+            </w:r>
+          </w:p>
+        </w:tc>
+        <w:tc>
+          <w:tcPr>
+            <w:tcW w:w="0" w:type="auto"/>
+            <w:vAlign w:val="center"/>
+            <w:hideMark/>
+          </w:tcPr>
+          <w:p>
+            <w:pPr>
+              <w:widowControl/>
+              <w:spacing w:before="100" w:beforeAutospacing="1" w:after="100" w:afterAutospacing="1"/>
+              <w:jc w:val="center"/>
+              <w:rPr>
+                <w:rFonts w:ascii="宋体" w:eastAsia="宋体" w:hAnsi="宋体" w:cs="宋体"/>
+                <w:b/>
+                <w:bCs/>
+                <w:kern w:val="0"/>
+                <w:sz w:val="24"/>
+              </w:rPr>
+            </w:pPr>
+            <w:r>
+              <w:rPr>
+                <w:rFonts w:ascii="宋体" w:eastAsia="宋体" w:hAnsi="宋体" w:cs="宋体"/>
+                <w:b/>
+                <w:bCs/>
+                <w:kern w:val="0"/>
+                <w:sz w:val="24"/>
+              </w:rPr>
+              <w:t>Raw ↑ 表示什么</w:t>
+            </w:r>
+          </w:p>
+        </w:tc>
+        <w:tc>
+          <w:tcPr>
+            <w:tcW w:w="0" w:type="auto"/>
+            <w:vAlign w:val="center"/>
+            <w:hideMark/>
+          </w:tcPr>
+          <w:p>
+            <w:pPr>
+              <w:widowControl/>
+              <w:spacing w:before="100" w:beforeAutospacing="1" w:after="100" w:afterAutospacing="1"/>
+              <w:jc w:val="center"/>
+              <w:rPr>
+                <w:rFonts w:ascii="宋体" w:eastAsia="宋体" w:hAnsi="宋体" w:cs="宋体"/>
+                <w:b/>
+                <w:bCs/>
+                <w:kern w:val="0"/>
+                <w:sz w:val="24"/>
+              </w:rPr>
+            </w:pPr>
+            <w:r>
+              <w:rPr>
+                <w:rFonts w:ascii="宋体" w:eastAsia="宋体" w:hAnsi="宋体" w:cs="宋体"/>
+                <w:b/>
+                <w:bCs/>
+                <w:kern w:val="0"/>
+                <w:sz w:val="24"/>
+              </w:rPr>
+              <w:t>对 CL 稳态的生物学效应</w:t>
+            </w:r>
+          </w:p>
+        </w:tc>
+        <w:tc>
+          <w:tcPr>
+            <w:tcW w:w="0" w:type="auto"/>
+            <w:vAlign w:val="center"/>
+            <w:hideMark/>
+          </w:tcPr>
+          <w:p>
+            <w:pPr>
+              <w:widowControl/>
+              <w:spacing w:before="100" w:beforeAutospacing="1" w:after="100" w:afterAutospacing="1"/>
+              <w:jc w:val="center"/>
+              <w:rPr>
+                <w:rFonts w:ascii="宋体" w:eastAsia="宋体" w:hAnsi="宋体" w:cs="宋体"/>
+                <w:b/>
+                <w:bCs/>
+                <w:kern w:val="0"/>
+                <w:sz w:val="24"/>
+              </w:rPr>
+            </w:pPr>
+            <w:r>
+              <w:rPr>
+                <w:rFonts w:ascii="宋体" w:eastAsia="宋体" w:hAnsi="宋体" w:cs="宋体"/>
+                <w:b/>
+                <w:bCs/>
+                <w:kern w:val="0"/>
+                <w:sz w:val="24"/>
+              </w:rPr>
+              <w:t>Bottleneck sign</w:t>
+            </w:r>
+          </w:p>
+        </w:tc>
+        <w:tc>
+          <w:tcPr>
+            <w:tcW w:w="0" w:type="auto"/>
+            <w:vAlign w:val="center"/>
+            <w:hideMark/>
+          </w:tcPr>
+          <w:p>
+            <w:pPr>
+              <w:widowControl/>
+              <w:spacing w:before="100" w:beforeAutospacing="1" w:after="100" w:afterAutospacing="1"/>
+              <w:jc w:val="center"/>
+              <w:rPr>
+                <w:rFonts w:ascii="宋体" w:eastAsia="宋体" w:hAnsi="宋体" w:cs="宋体"/>
+                <w:b/>
+                <w:bCs/>
+                <w:kern w:val="0"/>
+                <w:sz w:val="24"/>
+              </w:rPr>
+            </w:pPr>
+            <w:r>
+              <w:rPr>
+                <w:rFonts w:ascii="宋体" w:eastAsia="宋体" w:hAnsi="宋体" w:cs="宋体"/>
+                <w:b/>
+                <w:bCs/>
+                <w:kern w:val="0"/>
+                <w:sz w:val="24"/>
+              </w:rPr>
+              <w:t>说明</w:t>
+            </w:r>
+          </w:p>
+        </w:tc>
+      </w:tr>
+      <w:tr>
+        <w:trPr>
+          <w:tblCellSpacing w:w="15" w:type="dxa"/>
+        </w:trPr>
+        <w:tc>
+          <w:tcPr>
+            <w:tcW w:w="0" w:type="auto"/>
+            <w:vAlign w:val="center"/>
+            <w:hideMark/>
+          </w:tcPr>
+          <w:p>
+            <w:pPr>
+              <w:widowControl/>
+              <w:spacing w:before="100" w:beforeAutospacing="1" w:after="100" w:afterAutospacing="1"/>
+              <w:jc w:val="left"/>
+              <w:rPr>
+                <w:rFonts w:ascii="宋体" w:eastAsia="宋体" w:hAnsi="宋体" w:cs="宋体"/>
+                <w:kern w:val="0"/>
+                <w:sz w:val="24"/>
+              </w:rPr>
+            </w:pPr>
+            <w:r>
+              <w:rPr>
+                <w:rFonts w:ascii="宋体" w:eastAsia="宋体" w:hAnsi="宋体" w:cs="宋体"/>
+                <w:kern w:val="0"/>
+                <w:sz w:val="24"/>
+              </w:rPr>
+              <w:t>Supply</w:t>
+            </w:r>
+          </w:p>
+        </w:tc>
+        <w:tc>
+          <w:tcPr>
+            <w:tcW w:w="0" w:type="auto"/>
+            <w:vAlign w:val="center"/>
+            <w:hideMark/>
+          </w:tcPr>
+          <w:p>
+            <w:pPr>
+              <w:widowControl/>
+              <w:spacing w:before="100" w:beforeAutospacing="1" w:after="100" w:afterAutospacing="1"/>
+              <w:jc w:val="left"/>
+              <w:rPr>
+                <w:rFonts w:ascii="宋体" w:eastAsia="宋体" w:hAnsi="宋体" w:cs="宋体"/>
+                <w:kern w:val="0"/>
+                <w:sz w:val="24"/>
+              </w:rPr>
+            </w:pPr>
+            <w:r>
+              <w:rPr>
+                <w:rFonts w:ascii="宋体" w:eastAsia="宋体" w:hAnsi="宋体" w:cs="宋体"/>
+                <w:b/>
+                <w:bCs/>
+                <w:kern w:val="0"/>
+                <w:sz w:val="24"/>
+              </w:rPr>
+              <w:t>ΣCL (</w:t>
+            </w:r>
+            <w:proofErr w:type="spellStart"/>
+            <w:r>
+              <w:rPr>
+                <w:rFonts w:ascii="宋体" w:eastAsia="宋体" w:hAnsi="宋体" w:cs="宋体"/>
+                <w:b/>
+                <w:bCs/>
+                <w:kern w:val="0"/>
+                <w:sz w:val="24"/>
+              </w:rPr>
+              <w:t>sum_CL</w:t>
+            </w:r>
+            <w:proofErr w:type="spellEnd"/>
+            <w:r>
+              <w:rPr>
+                <w:rFonts w:ascii="宋体" w:eastAsia="宋体" w:hAnsi="宋体" w:cs="宋体"/>
+                <w:b/>
+                <w:bCs/>
+                <w:kern w:val="0"/>
+                <w:sz w:val="24"/>
+              </w:rPr>
+              <w:t>)</w:t>
+            </w:r>
+          </w:p>
+        </w:tc>
+        <w:tc>
+          <w:tcPr>
+            <w:tcW w:w="0" w:type="auto"/>
+            <w:vAlign w:val="center"/>
+            <w:hideMark/>
+          </w:tcPr>
+          <w:p>
+            <w:pPr>
+              <w:widowControl/>
+              <w:spacing w:before="100" w:beforeAutospacing="1" w:after="100" w:afterAutospacing="1"/>
+              <w:jc w:val="left"/>
+              <w:rPr>
+                <w:rFonts w:ascii="宋体" w:eastAsia="宋体" w:hAnsi="宋体" w:cs="宋体"/>
+                <w:kern w:val="0"/>
+                <w:sz w:val="24"/>
+              </w:rPr>
+            </w:pPr>
+            <w:r>
+              <w:rPr>
+                <w:rFonts w:ascii="宋体" w:eastAsia="宋体" w:hAnsi="宋体" w:cs="宋体"/>
+                <w:kern w:val="0"/>
+                <w:sz w:val="24"/>
+              </w:rPr>
+              <w:t>CL 容量 / 总量上升</w:t>
+            </w:r>
+          </w:p>
+        </w:tc>
+        <w:tc>
+          <w:tcPr>
+            <w:tcW w:w="0" w:type="auto"/>
+            <w:vAlign w:val="center"/>
+            <w:hideMark/>
+          </w:tcPr>
+          <w:p>
+            <w:pPr>
+              <w:widowControl/>
+              <w:spacing w:before="100" w:beforeAutospacing="1" w:after="100" w:afterAutospacing="1"/>
+              <w:jc w:val="left"/>
+              <w:rPr>
+                <w:rFonts w:ascii="宋体" w:eastAsia="宋体" w:hAnsi="宋体" w:cs="宋体"/>
+                <w:kern w:val="0"/>
+                <w:sz w:val="24"/>
+              </w:rPr>
+            </w:pPr>
+            <w:r>
+              <w:rPr>
+                <w:rFonts w:ascii="宋体" w:eastAsia="宋体" w:hAnsi="宋体" w:cs="宋体"/>
+                <w:b/>
+                <w:bCs/>
+                <w:kern w:val="0"/>
+                <w:sz w:val="24"/>
+              </w:rPr>
+              <w:t>供应改善，瓶颈缓解</w:t>
+            </w:r>
+          </w:p>
+        </w:tc>
+        <w:tc>
+          <w:tcPr>
+            <w:tcW w:w="0" w:type="auto"/>
+            <w:vAlign w:val="center"/>
+            <w:hideMark/>
+          </w:tcPr>
+          <w:p>
+            <w:pPr>
+              <w:widowControl/>
+              <w:spacing w:before="100" w:beforeAutospacing="1" w:after="100" w:afterAutospacing="1"/>
+              <w:jc w:val="left"/>
+              <w:rPr>
+                <w:rFonts w:ascii="宋体" w:eastAsia="宋体" w:hAnsi="宋体" w:cs="宋体"/>
+                <w:kern w:val="0"/>
+                <w:sz w:val="24"/>
+              </w:rPr>
+            </w:pPr>
+            <w:r>
+              <w:rPr>
+                <w:rFonts w:ascii="Cambria Math" w:eastAsia="宋体" w:hAnsi="Cambria Math" w:cs="Cambria Math"/>
+                <w:b/>
+                <w:bCs/>
+                <w:kern w:val="0"/>
+                <w:sz w:val="24"/>
+              </w:rPr>
+              <w:t>−</w:t>
+            </w:r>
+            <w:r>
+              <w:rPr>
+                <w:rFonts w:ascii="宋体" w:eastAsia="宋体" w:hAnsi="宋体" w:cs="宋体"/>
+                <w:b/>
+                <w:bCs/>
+                <w:kern w:val="0"/>
+                <w:sz w:val="24"/>
+              </w:rPr>
+              <w:t>1</w:t>
+            </w:r>
+          </w:p>
+        </w:tc>
+        <w:tc>
+          <w:tcPr>
+            <w:tcW w:w="0" w:type="auto"/>
+            <w:vAlign w:val="center"/>
+            <w:hideMark/>
+          </w:tcPr>
+          <w:p>
+            <w:pPr>
+              <w:widowControl/>
+              <w:spacing w:before="100" w:beforeAutospacing="1" w:after="100" w:afterAutospacing="1"/>
+              <w:jc w:val="left"/>
+              <w:rPr>
+                <w:rFonts w:ascii="宋体" w:eastAsia="宋体" w:hAnsi="宋体" w:cs="宋体"/>
+                <w:kern w:val="0"/>
+                <w:sz w:val="24"/>
+              </w:rPr>
+            </w:pPr>
+            <w:r>
+              <w:rPr>
+                <w:rFonts w:ascii="宋体" w:eastAsia="宋体" w:hAnsi="宋体" w:cs="宋体"/>
+                <w:kern w:val="0"/>
+                <w:sz w:val="24"/>
+              </w:rPr>
+              <w:t>在“瓶颈得分”里取反</w:t>
+            </w:r>
+          </w:p>
+        </w:tc>
+      </w:tr>
+      <w:tr>
+        <w:trPr>
+          <w:tblCellSpacing w:w="15" w:type="dxa"/>
+        </w:trPr>
+        <w:tc>
+          <w:tcPr>
+            <w:tcW w:w="0" w:type="auto"/>
+            <w:vAlign w:val="center"/>
+            <w:hideMark/>
+          </w:tcPr>
+          <w:p>
+            <w:pPr>
+              <w:widowControl/>
+              <w:spacing w:before="100" w:beforeAutospacing="1" w:after="100" w:afterAutospacing="1"/>
+              <w:jc w:val="left"/>
+              <w:rPr>
+                <w:rFonts w:ascii="宋体" w:eastAsia="宋体" w:hAnsi="宋体" w:cs="宋体"/>
+                <w:kern w:val="0"/>
+                <w:sz w:val="24"/>
+              </w:rPr>
+            </w:pPr>
+            <w:r>
+              <w:rPr>
+                <w:rFonts w:ascii="宋体" w:eastAsia="宋体" w:hAnsi="宋体" w:cs="宋体"/>
+                <w:kern w:val="0"/>
+                <w:sz w:val="24"/>
+              </w:rPr>
+              <w:lastRenderedPageBreak/>
+              <w:t>Supply</w:t>
+            </w:r>
+          </w:p>
+        </w:tc>
+        <w:tc>
+          <w:tcPr>
+            <w:tcW w:w="0" w:type="auto"/>
+            <w:vAlign w:val="center"/>
+            <w:hideMark/>
+          </w:tcPr>
+          <w:p>
+            <w:pPr>
+              <w:widowControl/>
+              <w:spacing w:before="100" w:beforeAutospacing="1" w:after="100" w:afterAutospacing="1"/>
+              <w:jc w:val="left"/>
+              <w:rPr>
+                <w:rFonts w:ascii="宋体" w:eastAsia="宋体" w:hAnsi="宋体" w:cs="宋体"/>
+                <w:kern w:val="0"/>
+                <w:sz w:val="24"/>
+              </w:rPr>
+            </w:pPr>
+            <w:r>
+              <w:rPr>
+                <w:rFonts w:ascii="宋体" w:eastAsia="宋体" w:hAnsi="宋体" w:cs="宋体"/>
+                <w:b/>
+                <w:bCs/>
+                <w:kern w:val="0"/>
+                <w:sz w:val="24"/>
+              </w:rPr>
+              <w:t>ΣPG (</w:t>
+            </w:r>
+            <w:proofErr w:type="spellStart"/>
+            <w:r>
+              <w:rPr>
+                <w:rFonts w:ascii="宋体" w:eastAsia="宋体" w:hAnsi="宋体" w:cs="宋体"/>
+                <w:b/>
+                <w:bCs/>
+                <w:kern w:val="0"/>
+                <w:sz w:val="24"/>
+              </w:rPr>
+              <w:t>sum_PG</w:t>
+            </w:r>
+            <w:proofErr w:type="spellEnd"/>
+            <w:r>
+              <w:rPr>
+                <w:rFonts w:ascii="宋体" w:eastAsia="宋体" w:hAnsi="宋体" w:cs="宋体"/>
+                <w:b/>
+                <w:bCs/>
+                <w:kern w:val="0"/>
+                <w:sz w:val="24"/>
+              </w:rPr>
+              <w:t>)</w:t>
+            </w:r>
+          </w:p>
+        </w:tc>
+        <w:tc>
+          <w:tcPr>
+            <w:tcW w:w="0" w:type="auto"/>
+            <w:vAlign w:val="center"/>
+            <w:hideMark/>
+          </w:tcPr>
+          <w:p>
+            <w:pPr>
+              <w:widowControl/>
+              <w:spacing w:before="100" w:beforeAutospacing="1" w:after="100" w:afterAutospacing="1"/>
+              <w:jc w:val="left"/>
+              <w:rPr>
+                <w:rFonts w:ascii="宋体" w:eastAsia="宋体" w:hAnsi="宋体" w:cs="宋体"/>
+                <w:kern w:val="0"/>
+                <w:sz w:val="24"/>
+              </w:rPr>
+            </w:pPr>
+            <w:r>
+              <w:rPr>
+                <w:rFonts w:ascii="宋体" w:eastAsia="宋体" w:hAnsi="宋体" w:cs="宋体"/>
+                <w:kern w:val="0"/>
+                <w:sz w:val="24"/>
+              </w:rPr>
+              <w:t>PG 总量升高</w:t>
+            </w:r>
+          </w:p>
+        </w:tc>
+        <w:tc>
+          <w:tcPr>
+            <w:tcW w:w="0" w:type="auto"/>
+            <w:vAlign w:val="center"/>
+            <w:hideMark/>
+          </w:tcPr>
+          <w:p>
+            <w:pPr>
+              <w:widowControl/>
+              <w:spacing w:before="100" w:beforeAutospacing="1" w:after="100" w:afterAutospacing="1"/>
+              <w:jc w:val="left"/>
+              <w:rPr>
+                <w:rFonts w:ascii="宋体" w:eastAsia="宋体" w:hAnsi="宋体" w:cs="宋体"/>
+                <w:kern w:val="0"/>
+                <w:sz w:val="24"/>
+              </w:rPr>
+            </w:pPr>
+            <w:r>
+              <w:rPr>
+                <w:rFonts w:ascii="宋体" w:eastAsia="宋体" w:hAnsi="宋体" w:cs="宋体"/>
+                <w:kern w:val="0"/>
+                <w:sz w:val="24"/>
+              </w:rPr>
+              <w:t xml:space="preserve">结合 CL 情况看，常提示 </w:t>
+            </w:r>
+            <w:r>
+              <w:rPr>
+                <w:rFonts w:ascii="宋体" w:eastAsia="宋体" w:hAnsi="宋体" w:cs="宋体"/>
+                <w:b/>
+                <w:bCs/>
+                <w:kern w:val="0"/>
+                <w:sz w:val="24"/>
+              </w:rPr>
+              <w:t>前体积累</w:t>
+            </w:r>
+          </w:p>
+        </w:tc>
+        <w:tc>
+          <w:tcPr>
+            <w:tcW w:w="0" w:type="auto"/>
+            <w:vAlign w:val="center"/>
+            <w:hideMark/>
+          </w:tcPr>
+          <w:p>
+            <w:pPr>
+              <w:widowControl/>
+              <w:spacing w:before="100" w:beforeAutospacing="1" w:after="100" w:afterAutospacing="1"/>
+              <w:jc w:val="left"/>
+              <w:rPr>
+                <w:rFonts w:ascii="宋体" w:eastAsia="宋体" w:hAnsi="宋体" w:cs="宋体"/>
+                <w:kern w:val="0"/>
+                <w:sz w:val="24"/>
+              </w:rPr>
+            </w:pPr>
+            <w:r>
+              <w:rPr>
+                <w:rFonts w:ascii="宋体" w:eastAsia="宋体" w:hAnsi="宋体" w:cs="宋体"/>
+                <w:b/>
+                <w:bCs/>
+                <w:kern w:val="0"/>
+                <w:sz w:val="24"/>
+              </w:rPr>
+              <w:t>+1</w:t>
+            </w:r>
+          </w:p>
+        </w:tc>
+        <w:tc>
+          <w:tcPr>
+            <w:tcW w:w="0" w:type="auto"/>
+            <w:vAlign w:val="center"/>
+            <w:hideMark/>
+          </w:tcPr>
+          <w:p>
+            <w:pPr>
+              <w:widowControl/>
+              <w:spacing w:before="100" w:beforeAutospacing="1" w:after="100" w:afterAutospacing="1"/>
+              <w:jc w:val="left"/>
+              <w:rPr>
+                <w:rFonts w:ascii="宋体" w:eastAsia="宋体" w:hAnsi="宋体" w:cs="宋体"/>
+                <w:kern w:val="0"/>
+                <w:sz w:val="24"/>
+              </w:rPr>
+            </w:pPr>
+            <w:r>
+              <w:rPr>
+                <w:rFonts w:ascii="宋体" w:eastAsia="宋体" w:hAnsi="宋体" w:cs="宋体"/>
+                <w:kern w:val="0"/>
+                <w:sz w:val="24"/>
+              </w:rPr>
+              <w:t>若伴随 CL 下降，可视为供给链上的“堵点”</w:t>
+            </w:r>
+          </w:p>
+        </w:tc>
+      </w:tr>
+      <w:tr>
+        <w:trPr>
+          <w:tblCellSpacing w:w="15" w:type="dxa"/>
+        </w:trPr>
+        <w:tc>
+          <w:tcPr>
+            <w:tcW w:w="0" w:type="auto"/>
+            <w:vAlign w:val="center"/>
+            <w:hideMark/>
+          </w:tcPr>
+          <w:p>
+            <w:pPr>
+              <w:widowControl/>
+              <w:spacing w:before="100" w:beforeAutospacing="1" w:after="100" w:afterAutospacing="1"/>
+              <w:jc w:val="left"/>
+              <w:rPr>
+                <w:rFonts w:ascii="宋体" w:eastAsia="宋体" w:hAnsi="宋体" w:cs="宋体"/>
+                <w:kern w:val="0"/>
+                <w:sz w:val="24"/>
+              </w:rPr>
+            </w:pPr>
+            <w:r>
+              <w:rPr>
+                <w:rFonts w:ascii="宋体" w:eastAsia="宋体" w:hAnsi="宋体" w:cs="宋体"/>
+                <w:kern w:val="0"/>
+                <w:sz w:val="24"/>
+              </w:rPr>
+              <w:t>Supply</w:t>
+            </w:r>
+          </w:p>
+        </w:tc>
+        <w:tc>
+          <w:tcPr>
+            <w:tcW w:w="0" w:type="auto"/>
+            <w:vAlign w:val="center"/>
+            <w:hideMark/>
+          </w:tcPr>
+          <w:p>
+            <w:pPr>
+              <w:widowControl/>
+              <w:spacing w:before="100" w:beforeAutospacing="1" w:after="100" w:afterAutospacing="1"/>
+              <w:jc w:val="left"/>
+              <w:rPr>
+                <w:rFonts w:ascii="宋体" w:eastAsia="宋体" w:hAnsi="宋体" w:cs="宋体"/>
+                <w:kern w:val="0"/>
+                <w:sz w:val="24"/>
+              </w:rPr>
+            </w:pPr>
+            <w:r>
+              <w:rPr>
+                <w:rFonts w:ascii="宋体" w:eastAsia="宋体" w:hAnsi="宋体" w:cs="宋体"/>
+                <w:b/>
+                <w:bCs/>
+                <w:kern w:val="0"/>
+                <w:sz w:val="24"/>
+              </w:rPr>
+              <w:t>PG/PA</w:t>
+            </w:r>
+          </w:p>
+        </w:tc>
+        <w:tc>
+          <w:tcPr>
+            <w:tcW w:w="0" w:type="auto"/>
+            <w:vAlign w:val="center"/>
+            <w:hideMark/>
+          </w:tcPr>
+          <w:p>
+            <w:pPr>
+              <w:widowControl/>
+              <w:spacing w:before="100" w:beforeAutospacing="1" w:after="100" w:afterAutospacing="1"/>
+              <w:jc w:val="left"/>
+              <w:rPr>
+                <w:rFonts w:ascii="宋体" w:eastAsia="宋体" w:hAnsi="宋体" w:cs="宋体"/>
+                <w:kern w:val="0"/>
+                <w:sz w:val="24"/>
+              </w:rPr>
+            </w:pPr>
+            <w:r>
+              <w:rPr>
+                <w:rFonts w:ascii="宋体" w:eastAsia="宋体" w:hAnsi="宋体" w:cs="宋体"/>
+                <w:kern w:val="0"/>
+                <w:sz w:val="24"/>
+              </w:rPr>
+              <w:t>见上</w:t>
+            </w:r>
+          </w:p>
+        </w:tc>
+        <w:tc>
+          <w:tcPr>
+            <w:tcW w:w="0" w:type="auto"/>
+            <w:vAlign w:val="center"/>
+            <w:hideMark/>
+          </w:tcPr>
+          <w:p>
+            <w:pPr>
+              <w:widowControl/>
+              <w:spacing w:before="100" w:beforeAutospacing="1" w:after="100" w:afterAutospacing="1"/>
+              <w:jc w:val="left"/>
+              <w:rPr>
+                <w:rFonts w:ascii="宋体" w:eastAsia="宋体" w:hAnsi="宋体" w:cs="宋体"/>
+                <w:kern w:val="0"/>
+                <w:sz w:val="24"/>
+              </w:rPr>
+            </w:pPr>
+            <w:r>
+              <w:rPr>
+                <w:rFonts w:ascii="宋体" w:eastAsia="宋体" w:hAnsi="宋体" w:cs="宋体"/>
+                <w:kern w:val="0"/>
+                <w:sz w:val="24"/>
+              </w:rPr>
+              <w:t>若用于“供给畅通”视角，则高 = 好</w:t>
+            </w:r>
+          </w:p>
+        </w:tc>
+        <w:tc>
+          <w:tcPr>
+            <w:tcW w:w="0" w:type="auto"/>
+            <w:vAlign w:val="center"/>
+            <w:hideMark/>
+          </w:tcPr>
+          <w:p>
+            <w:pPr>
+              <w:widowControl/>
+              <w:spacing w:before="100" w:beforeAutospacing="1" w:after="100" w:afterAutospacing="1"/>
+              <w:jc w:val="left"/>
+              <w:rPr>
+                <w:rFonts w:ascii="宋体" w:eastAsia="宋体" w:hAnsi="宋体" w:cs="宋体"/>
+                <w:kern w:val="0"/>
+                <w:sz w:val="24"/>
+              </w:rPr>
+            </w:pPr>
+            <w:r>
+              <w:rPr>
+                <w:rFonts w:ascii="Cambria Math" w:eastAsia="宋体" w:hAnsi="Cambria Math" w:cs="Cambria Math"/>
+                <w:b/>
+                <w:bCs/>
+                <w:kern w:val="0"/>
+                <w:sz w:val="24"/>
+              </w:rPr>
+              <w:t>−</w:t>
+            </w:r>
+            <w:r>
+              <w:rPr>
+                <w:rFonts w:ascii="宋体" w:eastAsia="宋体" w:hAnsi="宋体" w:cs="宋体"/>
+                <w:b/>
+                <w:bCs/>
+                <w:kern w:val="0"/>
+                <w:sz w:val="24"/>
+              </w:rPr>
+              <w:t>1</w:t>
+            </w:r>
+          </w:p>
+        </w:tc>
+        <w:tc>
+          <w:tcPr>
+            <w:tcW w:w="0" w:type="auto"/>
+            <w:vAlign w:val="center"/>
+            <w:hideMark/>
+          </w:tcPr>
+          <w:p>
+            <w:pPr>
+              <w:widowControl/>
+              <w:spacing w:before="100" w:beforeAutospacing="1" w:after="100" w:afterAutospacing="1"/>
+              <w:jc w:val="left"/>
+              <w:rPr>
+                <w:rFonts w:ascii="宋体" w:eastAsia="宋体" w:hAnsi="宋体" w:cs="宋体"/>
+                <w:kern w:val="0"/>
+                <w:sz w:val="24"/>
+              </w:rPr>
+            </w:pPr>
+            <w:r>
+              <w:rPr>
+                <w:rFonts w:ascii="宋体" w:eastAsia="宋体" w:hAnsi="宋体" w:cs="宋体"/>
+                <w:kern w:val="0"/>
+                <w:sz w:val="24"/>
+              </w:rPr>
+              <w:t>和 Transport 轴保持一致即可</w:t>
+            </w:r>
+          </w:p>
+        </w:tc>
+      </w:tr>
+      <w:tr>
+        <w:trPr>
+          <w:tblCellSpacing w:w="15" w:type="dxa"/>
+        </w:trPr>
+        <w:tc>
+          <w:tcPr>
+            <w:tcW w:w="0" w:type="auto"/>
+            <w:vAlign w:val="center"/>
+            <w:hideMark/>
+          </w:tcPr>
+          <w:p>
+            <w:pPr>
+              <w:widowControl/>
+              <w:spacing w:before="100" w:beforeAutospacing="1" w:after="100" w:afterAutospacing="1"/>
+              <w:jc w:val="left"/>
+              <w:rPr>
+                <w:rFonts w:ascii="宋体" w:eastAsia="宋体" w:hAnsi="宋体" w:cs="宋体"/>
+                <w:kern w:val="0"/>
+                <w:sz w:val="24"/>
+              </w:rPr>
+            </w:pPr>
+            <w:r>
+              <w:rPr>
+                <w:rFonts w:ascii="宋体" w:eastAsia="宋体" w:hAnsi="宋体" w:cs="宋体"/>
+                <w:kern w:val="0"/>
+                <w:sz w:val="24"/>
+              </w:rPr>
+              <w:t>Supply</w:t>
+            </w:r>
+          </w:p>
+        </w:tc>
+        <w:tc>
+          <w:tcPr>
+            <w:tcW w:w="0" w:type="auto"/>
+            <w:vAlign w:val="center"/>
+            <w:hideMark/>
+          </w:tcPr>
+          <w:p>
+            <w:pPr>
+              <w:widowControl/>
+              <w:spacing w:before="100" w:beforeAutospacing="1" w:after="100" w:afterAutospacing="1"/>
+              <w:jc w:val="left"/>
+              <w:rPr>
+                <w:rFonts w:ascii="宋体" w:eastAsia="宋体" w:hAnsi="宋体" w:cs="宋体"/>
+                <w:kern w:val="0"/>
+                <w:sz w:val="24"/>
+              </w:rPr>
+            </w:pPr>
+            <w:proofErr w:type="spellStart"/>
+            <w:r>
+              <w:rPr>
+                <w:rFonts w:ascii="宋体" w:eastAsia="宋体" w:hAnsi="宋体" w:cs="宋体"/>
+                <w:b/>
+                <w:bCs/>
+                <w:kern w:val="0"/>
+                <w:sz w:val="24"/>
+              </w:rPr>
+              <w:t>mitochondrial_lipid_mass</w:t>
+            </w:r>
+            <w:proofErr w:type="spellEnd"/>
+            <w:r>
+              <w:rPr>
+                <w:rFonts w:ascii="宋体" w:eastAsia="宋体" w:hAnsi="宋体" w:cs="宋体"/>
+                <w:kern w:val="0"/>
+                <w:sz w:val="24"/>
+              </w:rPr>
+              <w:t>（Σ(PC+PE+CL)）</w:t>
+            </w:r>
+          </w:p>
+        </w:tc>
+        <w:tc>
+          <w:tcPr>
+            <w:tcW w:w="0" w:type="auto"/>
+            <w:vAlign w:val="center"/>
+            <w:hideMark/>
+          </w:tcPr>
+          <w:p>
+            <w:pPr>
+              <w:widowControl/>
+              <w:spacing w:before="100" w:beforeAutospacing="1" w:after="100" w:afterAutospacing="1"/>
+              <w:jc w:val="left"/>
+              <w:rPr>
+                <w:rFonts w:ascii="宋体" w:eastAsia="宋体" w:hAnsi="宋体" w:cs="宋体"/>
+                <w:kern w:val="0"/>
+                <w:sz w:val="24"/>
+              </w:rPr>
+            </w:pPr>
+            <w:r>
+              <w:rPr>
+                <w:rFonts w:ascii="宋体" w:eastAsia="宋体" w:hAnsi="宋体" w:cs="宋体"/>
+                <w:kern w:val="0"/>
+                <w:sz w:val="24"/>
+              </w:rPr>
+              <w:t>线粒体膜脂总量增加</w:t>
+            </w:r>
+          </w:p>
+        </w:tc>
+        <w:tc>
+          <w:tcPr>
+            <w:tcW w:w="0" w:type="auto"/>
+            <w:vAlign w:val="center"/>
+            <w:hideMark/>
+          </w:tcPr>
+          <w:p>
+            <w:pPr>
+              <w:widowControl/>
+              <w:spacing w:before="100" w:beforeAutospacing="1" w:after="100" w:afterAutospacing="1"/>
+              <w:jc w:val="left"/>
+              <w:rPr>
+                <w:rFonts w:ascii="宋体" w:eastAsia="宋体" w:hAnsi="宋体" w:cs="宋体"/>
+                <w:kern w:val="0"/>
+                <w:sz w:val="24"/>
+              </w:rPr>
+            </w:pPr>
+            <w:r>
+              <w:rPr>
+                <w:rFonts w:ascii="宋体" w:eastAsia="宋体" w:hAnsi="宋体" w:cs="宋体"/>
+                <w:b/>
+                <w:bCs/>
+                <w:kern w:val="0"/>
+                <w:sz w:val="24"/>
+              </w:rPr>
+              <w:t>线粒体量/膜面积增加</w:t>
+            </w:r>
+          </w:p>
+        </w:tc>
+        <w:tc>
+          <w:tcPr>
+            <w:tcW w:w="0" w:type="auto"/>
+            <w:vAlign w:val="center"/>
+            <w:hideMark/>
+          </w:tcPr>
+          <w:p>
+            <w:pPr>
+              <w:widowControl/>
+              <w:spacing w:before="100" w:beforeAutospacing="1" w:after="100" w:afterAutospacing="1"/>
+              <w:jc w:val="left"/>
+              <w:rPr>
+                <w:rFonts w:ascii="宋体" w:eastAsia="宋体" w:hAnsi="宋体" w:cs="宋体"/>
+                <w:kern w:val="0"/>
+                <w:sz w:val="24"/>
+              </w:rPr>
+            </w:pPr>
+            <w:r>
+              <w:rPr>
+                <w:rFonts w:ascii="Cambria Math" w:eastAsia="宋体" w:hAnsi="Cambria Math" w:cs="Cambria Math"/>
+                <w:b/>
+                <w:bCs/>
+                <w:kern w:val="0"/>
+                <w:sz w:val="24"/>
+              </w:rPr>
+              <w:t>−</w:t>
+            </w:r>
+            <w:r>
+              <w:rPr>
+                <w:rFonts w:ascii="宋体" w:eastAsia="宋体" w:hAnsi="宋体" w:cs="宋体"/>
+                <w:b/>
+                <w:bCs/>
+                <w:kern w:val="0"/>
+                <w:sz w:val="24"/>
+              </w:rPr>
+              <w:t>1</w:t>
+            </w:r>
+          </w:p>
+        </w:tc>
+        <w:tc>
+          <w:tcPr>
+            <w:tcW w:w="0" w:type="auto"/>
+            <w:vAlign w:val="center"/>
+            <w:hideMark/>
+          </w:tcPr>
+          <w:p>
+            <w:pPr>
+              <w:widowControl/>
+              <w:spacing w:before="100" w:beforeAutospacing="1" w:after="100" w:afterAutospacing="1"/>
+              <w:jc w:val="left"/>
+              <w:rPr>
+                <w:rFonts w:ascii="宋体" w:eastAsia="宋体" w:hAnsi="宋体" w:cs="宋体"/>
+                <w:kern w:val="0"/>
+                <w:sz w:val="24"/>
+              </w:rPr>
+            </w:pPr>
+            <w:r>
+              <w:rPr>
+                <w:rFonts w:ascii="宋体" w:eastAsia="宋体" w:hAnsi="宋体" w:cs="宋体"/>
+                <w:kern w:val="0"/>
+                <w:sz w:val="24"/>
+              </w:rPr>
+              <w:t>总容量高 → 一般是好事</w:t>
+            </w:r>
+          </w:p>
+        </w:tc>
+      </w:tr>
+      <w:tr>
+        <w:trPr>
+          <w:tblCellSpacing w:w="15" w:type="dxa"/>
+        </w:trPr>
+        <w:tc>
+          <w:tcPr>
+            <w:tcW w:w="0" w:type="auto"/>
+            <w:vAlign w:val="center"/>
+            <w:hideMark/>
+          </w:tcPr>
+          <w:p>
+            <w:pPr>
+              <w:widowControl/>
+              <w:spacing w:before="100" w:beforeAutospacing="1" w:after="100" w:afterAutospacing="1"/>
+              <w:jc w:val="left"/>
+              <w:rPr>
+                <w:rFonts w:ascii="宋体" w:eastAsia="宋体" w:hAnsi="宋体" w:cs="宋体"/>
+                <w:kern w:val="0"/>
+                <w:sz w:val="24"/>
+              </w:rPr>
+            </w:pPr>
+            <w:r>
+              <w:rPr>
+                <w:rFonts w:ascii="宋体" w:eastAsia="宋体" w:hAnsi="宋体" w:cs="宋体"/>
+                <w:kern w:val="0"/>
+                <w:sz w:val="24"/>
+              </w:rPr>
+              <w:t>Supply</w:t>
+            </w:r>
+          </w:p>
+        </w:tc>
+        <w:tc>
+          <w:tcPr>
+            <w:tcW w:w="0" w:type="auto"/>
+            <w:vAlign w:val="center"/>
+            <w:hideMark/>
+          </w:tcPr>
+          <w:p>
+            <w:pPr>
+              <w:widowControl/>
+              <w:spacing w:before="100" w:beforeAutospacing="1" w:after="100" w:afterAutospacing="1"/>
+              <w:jc w:val="left"/>
+              <w:rPr>
+                <w:rFonts w:ascii="宋体" w:eastAsia="宋体" w:hAnsi="宋体" w:cs="宋体"/>
+                <w:kern w:val="0"/>
+                <w:sz w:val="24"/>
+              </w:rPr>
+            </w:pPr>
+            <w:proofErr w:type="spellStart"/>
+            <w:r>
+              <w:rPr>
+                <w:rFonts w:ascii="宋体" w:eastAsia="宋体" w:hAnsi="宋体" w:cs="宋体"/>
+                <w:b/>
+                <w:bCs/>
+                <w:kern w:val="0"/>
+                <w:sz w:val="24"/>
+              </w:rPr>
+              <w:t>cardiolipin_density</w:t>
+            </w:r>
+            <w:proofErr w:type="spellEnd"/>
+            <w:r>
+              <w:rPr>
+                <w:rFonts w:ascii="宋体" w:eastAsia="宋体" w:hAnsi="宋体" w:cs="宋体"/>
+                <w:kern w:val="0"/>
+                <w:sz w:val="24"/>
+              </w:rPr>
+              <w:t>（ΣCL / Σ(PC+PE+CL)）</w:t>
+            </w:r>
+          </w:p>
+        </w:tc>
+        <w:tc>
+          <w:tcPr>
+            <w:tcW w:w="0" w:type="auto"/>
+            <w:vAlign w:val="center"/>
+            <w:hideMark/>
+          </w:tcPr>
+          <w:p>
+            <w:pPr>
+              <w:widowControl/>
+              <w:spacing w:before="100" w:beforeAutospacing="1" w:after="100" w:afterAutospacing="1"/>
+              <w:jc w:val="left"/>
+              <w:rPr>
+                <w:rFonts w:ascii="宋体" w:eastAsia="宋体" w:hAnsi="宋体" w:cs="宋体"/>
+                <w:kern w:val="0"/>
+                <w:sz w:val="24"/>
+              </w:rPr>
+            </w:pPr>
+            <w:r>
+              <w:rPr>
+                <w:rFonts w:ascii="宋体" w:eastAsia="宋体" w:hAnsi="宋体" w:cs="宋体"/>
+                <w:kern w:val="0"/>
+                <w:sz w:val="24"/>
+              </w:rPr>
+              <w:t>在总线粒体膜脂中，CL 占比增加</w:t>
+            </w:r>
+          </w:p>
+        </w:tc>
+        <w:tc>
+          <w:tcPr>
+            <w:tcW w:w="0" w:type="auto"/>
+            <w:vAlign w:val="center"/>
+            <w:hideMark/>
+          </w:tcPr>
+          <w:p>
+            <w:pPr>
+              <w:widowControl/>
+              <w:spacing w:before="100" w:beforeAutospacing="1" w:after="100" w:afterAutospacing="1"/>
+              <w:jc w:val="left"/>
+              <w:rPr>
+                <w:rFonts w:ascii="宋体" w:eastAsia="宋体" w:hAnsi="宋体" w:cs="宋体"/>
+                <w:kern w:val="0"/>
+                <w:sz w:val="24"/>
+              </w:rPr>
+            </w:pPr>
+            <w:r>
+              <w:rPr>
+                <w:rFonts w:ascii="宋体" w:eastAsia="宋体" w:hAnsi="宋体" w:cs="宋体"/>
+                <w:b/>
+                <w:bCs/>
+                <w:kern w:val="0"/>
+                <w:sz w:val="24"/>
+              </w:rPr>
+              <w:t>内膜 cristae 完整度提高</w:t>
+            </w:r>
+          </w:p>
+        </w:tc>
+        <w:tc>
+          <w:tcPr>
+            <w:tcW w:w="0" w:type="auto"/>
+            <w:vAlign w:val="center"/>
+            <w:hideMark/>
+          </w:tcPr>
+          <w:p>
+            <w:pPr>
+              <w:widowControl/>
+              <w:spacing w:before="100" w:beforeAutospacing="1" w:after="100" w:afterAutospacing="1"/>
+              <w:jc w:val="left"/>
+              <w:rPr>
+                <w:rFonts w:ascii="宋体" w:eastAsia="宋体" w:hAnsi="宋体" w:cs="宋体"/>
+                <w:kern w:val="0"/>
+                <w:sz w:val="24"/>
+              </w:rPr>
+            </w:pPr>
+            <w:r>
+              <w:rPr>
+                <w:rFonts w:ascii="Cambria Math" w:eastAsia="宋体" w:hAnsi="Cambria Math" w:cs="Cambria Math"/>
+                <w:b/>
+                <w:bCs/>
+                <w:kern w:val="0"/>
+                <w:sz w:val="24"/>
+              </w:rPr>
+              <w:t>−</w:t>
+            </w:r>
+            <w:r>
+              <w:rPr>
+                <w:rFonts w:ascii="宋体" w:eastAsia="宋体" w:hAnsi="宋体" w:cs="宋体"/>
+                <w:b/>
+                <w:bCs/>
+                <w:kern w:val="0"/>
+                <w:sz w:val="24"/>
+              </w:rPr>
+              <w:t>1</w:t>
+            </w:r>
+          </w:p>
+        </w:tc>
+        <w:tc>
+          <w:tcPr>
+            <w:tcW w:w="0" w:type="auto"/>
+            <w:vAlign w:val="center"/>
+            <w:hideMark/>
+          </w:tcPr>
+          <w:p>
+            <w:pPr>
+              <w:widowControl/>
+              <w:spacing w:before="100" w:beforeAutospacing="1" w:after="100" w:afterAutospacing="1"/>
+              <w:jc w:val="left"/>
+              <w:rPr>
+                <w:rFonts w:ascii="宋体" w:eastAsia="宋体" w:hAnsi="宋体" w:cs="宋体"/>
+                <w:kern w:val="0"/>
+                <w:sz w:val="24"/>
+              </w:rPr>
+            </w:pPr>
+            <w:r>
+              <w:rPr>
+                <w:rFonts w:ascii="宋体" w:eastAsia="宋体" w:hAnsi="宋体" w:cs="宋体"/>
+                <w:kern w:val="0"/>
+                <w:sz w:val="24"/>
+              </w:rPr>
+              <w:t>密度低才是问题，高一般是好事（除非极端）</w:t>
             </w:r>
           </w:p>
         </w:tc>
@@ -11350,6 +12605,7 @@
         </w:rPr>
       </w:pPr>
     </w:p>
+    <w:bookmarkEnd w:id="3"/>
     <w:p>
       <w:pPr>
         <w:pStyle w:val="p1"/>
@@ -11416,6 +12672,7 @@
         <w:ind w:left="1760"/>
       </w:pPr>
       <w:r>
+        <w:lastRenderedPageBreak/>
         <w:t>机制基因集列表</w:t>
       </w:r>
     </w:p>
